--- a/Browser Extensions.docx
+++ b/Browser Extensions.docx
@@ -1,6 +1,6 @@
 
 <file path=word/document.xml><?xml version="1.0" encoding="utf-8"?>
-<w:document xmlns:wpc="http://schemas.microsoft.com/office/word/2010/wordprocessingCanvas" xmlns:cx="http://schemas.microsoft.com/office/drawing/2014/chartex" xmlns:cx1="http://schemas.microsoft.com/office/drawing/2015/9/8/chartex" xmlns:cx2="http://schemas.microsoft.com/office/drawing/2015/10/21/chartex" xmlns:cx3="http://schemas.microsoft.com/office/drawing/2016/5/9/chartex" xmlns:cx4="http://schemas.microsoft.com/office/drawing/2016/5/10/chartex" xmlns:cx5="http://schemas.microsoft.com/office/drawing/2016/5/11/chartex" xmlns:cx6="http://schemas.microsoft.com/office/drawing/2016/5/12/chartex" xmlns:cx7="http://schemas.microsoft.com/office/drawing/2016/5/13/chartex" xmlns:cx8="http://schemas.microsoft.com/office/drawing/2016/5/14/chartex" xmlns:mc="http://schemas.openxmlformats.org/markup-compatibility/2006" xmlns:aink="http://schemas.microsoft.com/office/drawing/2016/ink" xmlns:am3d="http://schemas.microsoft.com/office/drawing/2017/model3d" xmlns:o="urn:schemas-microsoft-com:office:office" xmlns:oel="http://schemas.microsoft.com/office/2019/extlst" xmlns:r="http://schemas.openxmlformats.org/officeDocument/2006/relationships" xmlns:m="http://schemas.openxmlformats.org/officeDocument/2006/math" xmlns:v="urn:schemas-microsoft-com:vml" xmlns:wp14="http://schemas.microsoft.com/office/word/2010/wordprocessingDrawing" xmlns:wp="http://schemas.openxmlformats.org/drawingml/2006/wordprocessingDrawing" xmlns:w10="urn:schemas-microsoft-com:office:word" xmlns:w="http://schemas.openxmlformats.org/wordprocessingml/2006/main" xmlns:w14="http://schemas.microsoft.com/office/word/2010/wordml" xmlns:w15="http://schemas.microsoft.com/office/word/2012/wordml" xmlns:w16cex="http://schemas.microsoft.com/office/word/2018/wordml/cex" xmlns:w16cid="http://schemas.microsoft.com/office/word/2016/wordml/cid" xmlns:w16="http://schemas.microsoft.com/office/word/2018/wordml" xmlns:w16du="http://schemas.microsoft.com/office/word/2023/wordml/word16du" xmlns:w16sdtdh="http://schemas.microsoft.com/office/word/2020/wordml/sdtdatahash" xmlns:w16sdtfl="http://schemas.microsoft.com/office/word/2024/wordml/sdtformatlock" xmlns:w16se="http://schemas.microsoft.com/office/word/2015/wordml/symex" xmlns:wpg="http://schemas.microsoft.com/office/word/2010/wordprocessingGroup" xmlns:wpi="http://schemas.microsoft.com/office/word/2010/wordprocessingInk" xmlns:wne="http://schemas.microsoft.com/office/word/2006/wordml" xmlns:wps="http://schemas.microsoft.com/office/word/2010/wordprocessingShape" mc:Ignorable="w14 w15 w16se w16cid w16 w16cex w16sdtdh w16sdtfl w16du wp14">
+<w:document xmlns:ve="http://schemas.openxmlformats.org/markup-compatibility/2006" xmlns:o="urn:schemas-microsoft-com:office:office" xmlns:r="http://schemas.openxmlformats.org/officeDocument/2006/relationships" xmlns:m="http://schemas.openxmlformats.org/officeDocument/2006/math" xmlns:v="urn:schemas-microsoft-com:vml" xmlns:wp="http://schemas.openxmlformats.org/drawingml/2006/wordprocessingDrawing" xmlns:w10="urn:schemas-microsoft-com:office:word" xmlns:w="http://schemas.openxmlformats.org/wordprocessingml/2006/main" xmlns:wne="http://schemas.microsoft.com/office/word/2006/wordml">
   <w:body>
     <w:p>
       <w:pPr>
@@ -74,7 +74,7 @@
           <w:szCs w:val="28"/>
         </w:rPr>
         <w:drawing>
-          <wp:inline distT="0" distB="0" distL="0" distR="0" wp14:anchorId="69B64251" wp14:editId="101B0A4D">
+          <wp:inline distT="0" distB="0" distL="0" distR="0">
             <wp:extent cx="5943600" cy="2862029"/>
             <wp:effectExtent l="19050" t="19050" r="19050" b="14521"/>
             <wp:docPr id="20" name="Picture 1"/>
@@ -179,7 +179,7 @@
           <w:szCs w:val="28"/>
         </w:rPr>
         <w:drawing>
-          <wp:inline distT="0" distB="0" distL="0" distR="0" wp14:anchorId="7866DC86" wp14:editId="1D26F57F">
+          <wp:inline distT="0" distB="0" distL="0" distR="0">
             <wp:extent cx="5943600" cy="3165000"/>
             <wp:effectExtent l="19050" t="19050" r="19050" b="16350"/>
             <wp:docPr id="21" name="Picture 4"/>
@@ -300,7 +300,7 @@
           <w:szCs w:val="28"/>
         </w:rPr>
         <w:drawing>
-          <wp:inline distT="0" distB="0" distL="0" distR="0" wp14:anchorId="7AA4C381" wp14:editId="1DED18D0">
+          <wp:inline distT="0" distB="0" distL="0" distR="0">
             <wp:extent cx="5943600" cy="2735030"/>
             <wp:effectExtent l="19050" t="19050" r="19050" b="27220"/>
             <wp:docPr id="23" name="Picture 7"/>
@@ -403,7 +403,7 @@
           <w:szCs w:val="28"/>
         </w:rPr>
         <w:drawing>
-          <wp:inline distT="0" distB="0" distL="0" distR="0" wp14:anchorId="2BDD9B3C" wp14:editId="6F99250F">
+          <wp:inline distT="0" distB="0" distL="0" distR="0">
             <wp:extent cx="5943600" cy="3542246"/>
             <wp:effectExtent l="19050" t="19050" r="19050" b="20104"/>
             <wp:docPr id="24" name="Picture 10"/>
@@ -527,7 +527,7 @@
           <w:szCs w:val="28"/>
         </w:rPr>
         <w:drawing>
-          <wp:inline distT="0" distB="0" distL="0" distR="0" wp14:anchorId="612FAF9A" wp14:editId="7D708A39">
+          <wp:inline distT="0" distB="0" distL="0" distR="0">
             <wp:extent cx="5943600" cy="2940341"/>
             <wp:effectExtent l="19050" t="19050" r="19050" b="12409"/>
             <wp:docPr id="26" name="Picture 13"/>
@@ -630,7 +630,7 @@
           <w:szCs w:val="28"/>
         </w:rPr>
         <w:drawing>
-          <wp:inline distT="0" distB="0" distL="0" distR="0" wp14:anchorId="6173A065" wp14:editId="2BDD2DEA">
+          <wp:inline distT="0" distB="0" distL="0" distR="0">
             <wp:extent cx="5943600" cy="2722552"/>
             <wp:effectExtent l="19050" t="19050" r="19050" b="20648"/>
             <wp:docPr id="27" name="Picture 16"/>
@@ -708,8 +708,18 @@
           <w:szCs w:val="28"/>
         </w:rPr>
         <w:lastRenderedPageBreak/>
-        <w:t>Material Icons for GitHub</w:t>
-      </w:r>
+        <w:t xml:space="preserve">Material Icons for </w:t>
+      </w:r>
+      <w:proofErr w:type="spellStart"/>
+      <w:r>
+        <w:rPr>
+          <w:b/>
+          <w:sz w:val="28"/>
+          <w:szCs w:val="28"/>
+        </w:rPr>
+        <w:t>GitHub</w:t>
+      </w:r>
+      <w:proofErr w:type="spellEnd"/>
     </w:p>
     <w:p>
       <w:pPr>
@@ -749,7 +759,7 @@
           <w:szCs w:val="28"/>
         </w:rPr>
         <w:drawing>
-          <wp:inline distT="0" distB="0" distL="0" distR="0" wp14:anchorId="5F374113" wp14:editId="65C85249">
+          <wp:inline distT="0" distB="0" distL="0" distR="0">
             <wp:extent cx="5943600" cy="2822430"/>
             <wp:effectExtent l="19050" t="19050" r="19050" b="16020"/>
             <wp:docPr id="29" name="Picture 19"/>
@@ -852,7 +862,7 @@
           <w:szCs w:val="28"/>
         </w:rPr>
         <w:drawing>
-          <wp:inline distT="0" distB="0" distL="0" distR="0" wp14:anchorId="5109B94C" wp14:editId="7D167F55">
+          <wp:inline distT="0" distB="0" distL="0" distR="0">
             <wp:extent cx="5943600" cy="3087650"/>
             <wp:effectExtent l="19050" t="19050" r="19050" b="17500"/>
             <wp:docPr id="30" name="Picture 22"/>
@@ -971,7 +981,7 @@
           <w:szCs w:val="28"/>
         </w:rPr>
         <w:drawing>
-          <wp:inline distT="0" distB="0" distL="0" distR="0" wp14:anchorId="631FE134" wp14:editId="590F7582">
+          <wp:inline distT="0" distB="0" distL="0" distR="0">
             <wp:extent cx="5943600" cy="3300811"/>
             <wp:effectExtent l="19050" t="19050" r="19050" b="13889"/>
             <wp:docPr id="32" name="Picture 25"/>
@@ -1027,14 +1037,6 @@
           <w:szCs w:val="28"/>
         </w:rPr>
       </w:pPr>
-      <w:r>
-        <w:rPr>
-          <w:b/>
-          <w:sz w:val="28"/>
-          <w:szCs w:val="28"/>
-        </w:rPr>
-        <w:t xml:space="preserve">Redux </w:t>
-      </w:r>
       <w:proofErr w:type="spellStart"/>
       <w:r>
         <w:rPr>
@@ -1042,6 +1044,24 @@
           <w:sz w:val="28"/>
           <w:szCs w:val="28"/>
         </w:rPr>
+        <w:t>Redux</w:t>
+      </w:r>
+      <w:proofErr w:type="spellEnd"/>
+      <w:r>
+        <w:rPr>
+          <w:b/>
+          <w:sz w:val="28"/>
+          <w:szCs w:val="28"/>
+        </w:rPr>
+        <w:t xml:space="preserve"> </w:t>
+      </w:r>
+      <w:proofErr w:type="spellStart"/>
+      <w:r>
+        <w:rPr>
+          <w:b/>
+          <w:sz w:val="28"/>
+          <w:szCs w:val="28"/>
+        </w:rPr>
         <w:t>DevTools</w:t>
       </w:r>
       <w:proofErr w:type="spellEnd"/>
@@ -1084,7 +1104,7 @@
           <w:szCs w:val="28"/>
         </w:rPr>
         <w:drawing>
-          <wp:inline distT="0" distB="0" distL="0" distR="0" wp14:anchorId="411BF277" wp14:editId="68318AD5">
+          <wp:inline distT="0" distB="0" distL="0" distR="0">
             <wp:extent cx="5943600" cy="2738366"/>
             <wp:effectExtent l="19050" t="19050" r="19050" b="23884"/>
             <wp:docPr id="33" name="Picture 28"/>
@@ -1213,7 +1233,7 @@
           <w:szCs w:val="28"/>
         </w:rPr>
         <w:drawing>
-          <wp:inline distT="0" distB="0" distL="0" distR="0" wp14:anchorId="4FA7F1C8" wp14:editId="78F36EC7">
+          <wp:inline distT="0" distB="0" distL="0" distR="0">
             <wp:extent cx="5943600" cy="3067665"/>
             <wp:effectExtent l="19050" t="19050" r="19050" b="18435"/>
             <wp:docPr id="35" name="Picture 31"/>
@@ -1326,7 +1346,7 @@
           <w:szCs w:val="28"/>
         </w:rPr>
         <w:drawing>
-          <wp:inline distT="0" distB="0" distL="0" distR="0" wp14:anchorId="2DEDC26D" wp14:editId="1548AC70">
+          <wp:inline distT="0" distB="0" distL="0" distR="0">
             <wp:extent cx="5943600" cy="3225778"/>
             <wp:effectExtent l="19050" t="19050" r="19050" b="12722"/>
             <wp:docPr id="36" name="Picture 34"/>
@@ -1432,7 +1452,7 @@
           <w:szCs w:val="28"/>
         </w:rPr>
         <w:drawing>
-          <wp:inline distT="0" distB="0" distL="0" distR="0" wp14:anchorId="200BFA30" wp14:editId="0689D171">
+          <wp:inline distT="0" distB="0" distL="0" distR="0">
             <wp:extent cx="5943600" cy="2929885"/>
             <wp:effectExtent l="19050" t="19050" r="19050" b="22865"/>
             <wp:docPr id="38" name="Picture 37"/>
@@ -1488,13 +1508,23 @@
           <w:szCs w:val="28"/>
         </w:rPr>
       </w:pPr>
-      <w:r>
-        <w:rPr>
-          <w:b/>
-          <w:sz w:val="28"/>
-          <w:szCs w:val="28"/>
-        </w:rPr>
-        <w:t>GitHub Downloader</w:t>
+      <w:proofErr w:type="spellStart"/>
+      <w:r>
+        <w:rPr>
+          <w:b/>
+          <w:sz w:val="28"/>
+          <w:szCs w:val="28"/>
+        </w:rPr>
+        <w:t>GitHub</w:t>
+      </w:r>
+      <w:proofErr w:type="spellEnd"/>
+      <w:r>
+        <w:rPr>
+          <w:b/>
+          <w:sz w:val="28"/>
+          <w:szCs w:val="28"/>
+        </w:rPr>
+        <w:t xml:space="preserve"> Downloader</w:t>
       </w:r>
     </w:p>
     <w:p>
@@ -1537,7 +1567,7 @@
           <w:szCs w:val="28"/>
         </w:rPr>
         <w:drawing>
-          <wp:inline distT="0" distB="0" distL="0" distR="0" wp14:anchorId="703492E5" wp14:editId="2BF459E6">
+          <wp:inline distT="0" distB="0" distL="0" distR="0">
             <wp:extent cx="5943600" cy="3088441"/>
             <wp:effectExtent l="19050" t="19050" r="19050" b="16709"/>
             <wp:docPr id="39" name="Picture 40"/>
@@ -1660,7 +1690,7 @@
           <w:szCs w:val="28"/>
         </w:rPr>
         <w:drawing>
-          <wp:inline distT="0" distB="0" distL="0" distR="0" wp14:anchorId="58298606" wp14:editId="4C077A3B">
+          <wp:inline distT="0" distB="0" distL="0" distR="0">
             <wp:extent cx="5943600" cy="2967608"/>
             <wp:effectExtent l="19050" t="19050" r="19050" b="23242"/>
             <wp:docPr id="41" name="Picture 43"/>
@@ -1763,7 +1793,7 @@
           <w:szCs w:val="28"/>
         </w:rPr>
         <w:drawing>
-          <wp:inline distT="0" distB="0" distL="0" distR="0" wp14:anchorId="55E91268" wp14:editId="69740BFA">
+          <wp:inline distT="0" distB="0" distL="0" distR="0">
             <wp:extent cx="5943600" cy="3497694"/>
             <wp:effectExtent l="19050" t="19050" r="19050" b="26556"/>
             <wp:docPr id="1" name="Picture 1"/>
@@ -1867,7 +1897,7 @@
           <w:szCs w:val="28"/>
         </w:rPr>
         <w:drawing>
-          <wp:inline distT="0" distB="0" distL="0" distR="0" wp14:anchorId="23FC5AC0" wp14:editId="233244EE">
+          <wp:inline distT="0" distB="0" distL="0" distR="0">
             <wp:extent cx="5943600" cy="3598924"/>
             <wp:effectExtent l="19050" t="19050" r="19050" b="20576"/>
             <wp:docPr id="2" name="Picture 1"/>
@@ -1915,86 +1945,6 @@
         </w:drawing>
       </w:r>
     </w:p>
-    <w:p>
-      <w:pPr>
-        <w:rPr>
-          <w:sz w:val="28"/>
-          <w:szCs w:val="28"/>
-        </w:rPr>
-      </w:pPr>
-      <w:r>
-        <w:rPr>
-          <w:sz w:val="28"/>
-          <w:szCs w:val="28"/>
-        </w:rPr>
-        <w:br w:type="page"/>
-      </w:r>
-    </w:p>
-    <w:p>
-      <w:pPr>
-        <w:rPr>
-          <w:sz w:val="28"/>
-          <w:szCs w:val="28"/>
-        </w:rPr>
-      </w:pPr>
-      <w:r>
-        <w:rPr>
-          <w:sz w:val="28"/>
-          <w:szCs w:val="28"/>
-        </w:rPr>
-        <w:lastRenderedPageBreak/>
-        <w:t>Save All Resources</w:t>
-      </w:r>
-    </w:p>
-    <w:p>
-      <w:pPr>
-        <w:rPr>
-          <w:sz w:val="28"/>
-          <w:szCs w:val="28"/>
-        </w:rPr>
-      </w:pPr>
-      <w:r>
-        <w:rPr>
-          <w:sz w:val="28"/>
-          <w:szCs w:val="28"/>
-        </w:rPr>
-        <w:drawing>
-          <wp:inline distT="0" distB="0" distL="0" distR="0" wp14:anchorId="3A867AA3" wp14:editId="2C096306">
-            <wp:extent cx="5943600" cy="3315970"/>
-            <wp:effectExtent l="0" t="0" r="0" b="0"/>
-            <wp:docPr id="1087583389" name="Picture 1" descr="A screenshot of a computer&#10;&#10;AI-generated content may be incorrect."/>
-            <wp:cNvGraphicFramePr>
-              <a:graphicFrameLocks xmlns:a="http://schemas.openxmlformats.org/drawingml/2006/main" noChangeAspect="1"/>
-            </wp:cNvGraphicFramePr>
-            <a:graphic xmlns:a="http://schemas.openxmlformats.org/drawingml/2006/main">
-              <a:graphicData uri="http://schemas.openxmlformats.org/drawingml/2006/picture">
-                <pic:pic xmlns:pic="http://schemas.openxmlformats.org/drawingml/2006/picture">
-                  <pic:nvPicPr>
-                    <pic:cNvPr id="1087583389" name="Picture 1" descr="A screenshot of a computer&#10;&#10;AI-generated content may be incorrect."/>
-                    <pic:cNvPicPr/>
-                  </pic:nvPicPr>
-                  <pic:blipFill>
-                    <a:blip r:embed="rId22"/>
-                    <a:stretch>
-                      <a:fillRect/>
-                    </a:stretch>
-                  </pic:blipFill>
-                  <pic:spPr>
-                    <a:xfrm>
-                      <a:off x="0" y="0"/>
-                      <a:ext cx="5943600" cy="3315970"/>
-                    </a:xfrm>
-                    <a:prstGeom prst="rect">
-                      <a:avLst/>
-                    </a:prstGeom>
-                  </pic:spPr>
-                </pic:pic>
-              </a:graphicData>
-            </a:graphic>
-          </wp:inline>
-        </w:drawing>
-      </w:r>
-    </w:p>
     <w:sectPr>
       <w:pgSz w:w="12240" w:h="15840"/>
       <w:pgMar w:top="1440" w:right="1440" w:bottom="1440" w:left="1440" w:header="708" w:footer="708" w:gutter="0"/>
@@ -2006,8 +1956,8 @@
 </file>
 
 <file path=word/numbering.xml><?xml version="1.0" encoding="utf-8"?>
-<w:numbering xmlns:wpc="http://schemas.microsoft.com/office/word/2010/wordprocessingCanvas" xmlns:cx="http://schemas.microsoft.com/office/drawing/2014/chartex" xmlns:cx1="http://schemas.microsoft.com/office/drawing/2015/9/8/chartex" xmlns:cx2="http://schemas.microsoft.com/office/drawing/2015/10/21/chartex" xmlns:cx3="http://schemas.microsoft.com/office/drawing/2016/5/9/chartex" xmlns:cx4="http://schemas.microsoft.com/office/drawing/2016/5/10/chartex" xmlns:cx5="http://schemas.microsoft.com/office/drawing/2016/5/11/chartex" xmlns:cx6="http://schemas.microsoft.com/office/drawing/2016/5/12/chartex" xmlns:cx7="http://schemas.microsoft.com/office/drawing/2016/5/13/chartex" xmlns:cx8="http://schemas.microsoft.com/office/drawing/2016/5/14/chartex" xmlns:mc="http://schemas.openxmlformats.org/markup-compatibility/2006" xmlns:aink="http://schemas.microsoft.com/office/drawing/2016/ink" xmlns:am3d="http://schemas.microsoft.com/office/drawing/2017/model3d" xmlns:o="urn:schemas-microsoft-com:office:office" xmlns:oel="http://schemas.microsoft.com/office/2019/extlst" xmlns:r="http://schemas.openxmlformats.org/officeDocument/2006/relationships" xmlns:m="http://schemas.openxmlformats.org/officeDocument/2006/math" xmlns:v="urn:schemas-microsoft-com:vml" xmlns:wp14="http://schemas.microsoft.com/office/word/2010/wordprocessingDrawing" xmlns:wp="http://schemas.openxmlformats.org/drawingml/2006/wordprocessingDrawing" xmlns:w10="urn:schemas-microsoft-com:office:word" xmlns:w="http://schemas.openxmlformats.org/wordprocessingml/2006/main" xmlns:w14="http://schemas.microsoft.com/office/word/2010/wordml" xmlns:w15="http://schemas.microsoft.com/office/word/2012/wordml" xmlns:w16cex="http://schemas.microsoft.com/office/word/2018/wordml/cex" xmlns:w16cid="http://schemas.microsoft.com/office/word/2016/wordml/cid" xmlns:w16="http://schemas.microsoft.com/office/word/2018/wordml" xmlns:w16du="http://schemas.microsoft.com/office/word/2023/wordml/word16du" xmlns:w16sdtdh="http://schemas.microsoft.com/office/word/2020/wordml/sdtdatahash" xmlns:w16sdtfl="http://schemas.microsoft.com/office/word/2024/wordml/sdtformatlock" xmlns:w16se="http://schemas.microsoft.com/office/word/2015/wordml/symex" xmlns:wpg="http://schemas.microsoft.com/office/word/2010/wordprocessingGroup" xmlns:wpi="http://schemas.microsoft.com/office/word/2010/wordprocessingInk" xmlns:wne="http://schemas.microsoft.com/office/word/2006/wordml" xmlns:wps="http://schemas.microsoft.com/office/word/2010/wordprocessingShape" mc:Ignorable="w14 w15 w16se w16cid w16 w16cex w16sdtdh w16sdtfl w16du wp14">
-  <w:abstractNum w:abstractNumId="0" w15:restartNumberingAfterBreak="0">
+<w:numbering xmlns:ve="http://schemas.openxmlformats.org/markup-compatibility/2006" xmlns:o="urn:schemas-microsoft-com:office:office" xmlns:r="http://schemas.openxmlformats.org/officeDocument/2006/relationships" xmlns:m="http://schemas.openxmlformats.org/officeDocument/2006/math" xmlns:v="urn:schemas-microsoft-com:vml" xmlns:wp="http://schemas.openxmlformats.org/drawingml/2006/wordprocessingDrawing" xmlns:w10="urn:schemas-microsoft-com:office:word" xmlns:w="http://schemas.openxmlformats.org/wordprocessingml/2006/main" xmlns:wne="http://schemas.microsoft.com/office/word/2006/wordml">
+  <w:abstractNum w:abstractNumId="0">
     <w:nsid w:val="2EF519AB"/>
     <w:multiLevelType w:val="hybridMultilevel"/>
     <w:tmpl w:val="CEAAE4F4"/>
@@ -2096,7 +2046,7 @@
       </w:pPr>
     </w:lvl>
   </w:abstractNum>
-  <w:abstractNum w:abstractNumId="1" w15:restartNumberingAfterBreak="0">
+  <w:abstractNum w:abstractNumId="1">
     <w:nsid w:val="5D054A4D"/>
     <w:multiLevelType w:val="hybridMultilevel"/>
     <w:tmpl w:val="46524D3C"/>
@@ -2185,17 +2135,17 @@
       </w:pPr>
     </w:lvl>
   </w:abstractNum>
-  <w:num w:numId="1" w16cid:durableId="280767789">
+  <w:num w:numId="1">
     <w:abstractNumId w:val="0"/>
   </w:num>
-  <w:num w:numId="2" w16cid:durableId="491607074">
+  <w:num w:numId="2">
     <w:abstractNumId w:val="1"/>
   </w:num>
 </w:numbering>
 </file>
 
 <file path=word/styles.xml><?xml version="1.0" encoding="utf-8"?>
-<w:styles xmlns:mc="http://schemas.openxmlformats.org/markup-compatibility/2006" xmlns:r="http://schemas.openxmlformats.org/officeDocument/2006/relationships" xmlns:w="http://schemas.openxmlformats.org/wordprocessingml/2006/main" xmlns:w14="http://schemas.microsoft.com/office/word/2010/wordml" xmlns:w15="http://schemas.microsoft.com/office/word/2012/wordml" xmlns:w16cex="http://schemas.microsoft.com/office/word/2018/wordml/cex" xmlns:w16cid="http://schemas.microsoft.com/office/word/2016/wordml/cid" xmlns:w16="http://schemas.microsoft.com/office/word/2018/wordml" xmlns:w16du="http://schemas.microsoft.com/office/word/2023/wordml/word16du" xmlns:w16sdtdh="http://schemas.microsoft.com/office/word/2020/wordml/sdtdatahash" xmlns:w16sdtfl="http://schemas.microsoft.com/office/word/2024/wordml/sdtformatlock" xmlns:w16se="http://schemas.microsoft.com/office/word/2015/wordml/symex" mc:Ignorable="w14 w15 w16se w16cid w16 w16cex w16sdtdh w16sdtfl w16du">
+<w:styles xmlns:r="http://schemas.openxmlformats.org/officeDocument/2006/relationships" xmlns:w="http://schemas.openxmlformats.org/wordprocessingml/2006/main">
   <w:docDefaults>
     <w:rPrDefault>
       <w:rPr>
@@ -2211,383 +2161,144 @@
       </w:pPr>
     </w:pPrDefault>
   </w:docDefaults>
-  <w:latentStyles w:defLockedState="0" w:defUIPriority="99" w:defSemiHidden="0" w:defUnhideWhenUsed="0" w:defQFormat="0" w:count="376">
-    <w:lsdException w:name="Normal" w:uiPriority="0" w:qFormat="1"/>
-    <w:lsdException w:name="heading 1" w:uiPriority="9" w:qFormat="1"/>
-    <w:lsdException w:name="heading 2" w:semiHidden="1" w:uiPriority="9" w:unhideWhenUsed="1" w:qFormat="1"/>
-    <w:lsdException w:name="heading 3" w:semiHidden="1" w:uiPriority="9" w:unhideWhenUsed="1" w:qFormat="1"/>
-    <w:lsdException w:name="heading 4" w:semiHidden="1" w:uiPriority="9" w:unhideWhenUsed="1" w:qFormat="1"/>
-    <w:lsdException w:name="heading 5" w:semiHidden="1" w:uiPriority="9" w:unhideWhenUsed="1" w:qFormat="1"/>
-    <w:lsdException w:name="heading 6" w:semiHidden="1" w:uiPriority="9" w:unhideWhenUsed="1" w:qFormat="1"/>
-    <w:lsdException w:name="heading 7" w:semiHidden="1" w:uiPriority="9" w:unhideWhenUsed="1" w:qFormat="1"/>
-    <w:lsdException w:name="heading 8" w:semiHidden="1" w:uiPriority="9" w:unhideWhenUsed="1" w:qFormat="1"/>
-    <w:lsdException w:name="heading 9" w:semiHidden="1" w:uiPriority="9" w:unhideWhenUsed="1" w:qFormat="1"/>
-    <w:lsdException w:name="index 1" w:semiHidden="1" w:unhideWhenUsed="1"/>
-    <w:lsdException w:name="index 2" w:semiHidden="1" w:unhideWhenUsed="1"/>
-    <w:lsdException w:name="index 3" w:semiHidden="1" w:unhideWhenUsed="1"/>
-    <w:lsdException w:name="index 4" w:semiHidden="1" w:unhideWhenUsed="1"/>
-    <w:lsdException w:name="index 5" w:semiHidden="1" w:unhideWhenUsed="1"/>
-    <w:lsdException w:name="index 6" w:semiHidden="1" w:unhideWhenUsed="1"/>
-    <w:lsdException w:name="index 7" w:semiHidden="1" w:unhideWhenUsed="1"/>
-    <w:lsdException w:name="index 8" w:semiHidden="1" w:unhideWhenUsed="1"/>
-    <w:lsdException w:name="index 9" w:semiHidden="1" w:unhideWhenUsed="1"/>
-    <w:lsdException w:name="toc 1" w:semiHidden="1" w:uiPriority="39" w:unhideWhenUsed="1"/>
-    <w:lsdException w:name="toc 2" w:semiHidden="1" w:uiPriority="39" w:unhideWhenUsed="1"/>
-    <w:lsdException w:name="toc 3" w:semiHidden="1" w:uiPriority="39" w:unhideWhenUsed="1"/>
-    <w:lsdException w:name="toc 4" w:semiHidden="1" w:uiPriority="39" w:unhideWhenUsed="1"/>
-    <w:lsdException w:name="toc 5" w:semiHidden="1" w:uiPriority="39" w:unhideWhenUsed="1"/>
-    <w:lsdException w:name="toc 6" w:semiHidden="1" w:uiPriority="39" w:unhideWhenUsed="1"/>
-    <w:lsdException w:name="toc 7" w:semiHidden="1" w:uiPriority="39" w:unhideWhenUsed="1"/>
-    <w:lsdException w:name="toc 8" w:semiHidden="1" w:uiPriority="39" w:unhideWhenUsed="1"/>
-    <w:lsdException w:name="toc 9" w:semiHidden="1" w:uiPriority="39" w:unhideWhenUsed="1"/>
-    <w:lsdException w:name="Normal Indent" w:semiHidden="1" w:unhideWhenUsed="1"/>
-    <w:lsdException w:name="footnote text" w:semiHidden="1" w:unhideWhenUsed="1"/>
-    <w:lsdException w:name="annotation text" w:semiHidden="1" w:unhideWhenUsed="1"/>
-    <w:lsdException w:name="header" w:semiHidden="1" w:unhideWhenUsed="1"/>
-    <w:lsdException w:name="footer" w:semiHidden="1" w:unhideWhenUsed="1"/>
-    <w:lsdException w:name="index heading" w:semiHidden="1" w:unhideWhenUsed="1"/>
-    <w:lsdException w:name="caption" w:semiHidden="1" w:uiPriority="35" w:unhideWhenUsed="1" w:qFormat="1"/>
-    <w:lsdException w:name="table of figures" w:semiHidden="1" w:unhideWhenUsed="1"/>
-    <w:lsdException w:name="envelope address" w:semiHidden="1" w:unhideWhenUsed="1"/>
-    <w:lsdException w:name="envelope return" w:semiHidden="1" w:unhideWhenUsed="1"/>
-    <w:lsdException w:name="footnote reference" w:semiHidden="1" w:unhideWhenUsed="1"/>
-    <w:lsdException w:name="annotation reference" w:semiHidden="1" w:unhideWhenUsed="1"/>
-    <w:lsdException w:name="line number" w:semiHidden="1" w:unhideWhenUsed="1"/>
-    <w:lsdException w:name="page number" w:semiHidden="1" w:unhideWhenUsed="1"/>
-    <w:lsdException w:name="endnote reference" w:semiHidden="1" w:unhideWhenUsed="1"/>
-    <w:lsdException w:name="endnote text" w:semiHidden="1" w:unhideWhenUsed="1"/>
-    <w:lsdException w:name="table of authorities" w:semiHidden="1" w:unhideWhenUsed="1"/>
-    <w:lsdException w:name="macro" w:semiHidden="1" w:unhideWhenUsed="1"/>
-    <w:lsdException w:name="toa heading" w:semiHidden="1" w:unhideWhenUsed="1"/>
-    <w:lsdException w:name="List" w:semiHidden="1" w:unhideWhenUsed="1"/>
-    <w:lsdException w:name="List Bullet" w:semiHidden="1" w:unhideWhenUsed="1"/>
-    <w:lsdException w:name="List Number" w:semiHidden="1" w:unhideWhenUsed="1"/>
-    <w:lsdException w:name="List 2" w:semiHidden="1" w:unhideWhenUsed="1"/>
-    <w:lsdException w:name="List 3" w:semiHidden="1" w:unhideWhenUsed="1"/>
-    <w:lsdException w:name="List 4" w:semiHidden="1" w:unhideWhenUsed="1"/>
-    <w:lsdException w:name="List 5" w:semiHidden="1" w:unhideWhenUsed="1"/>
-    <w:lsdException w:name="List Bullet 2" w:semiHidden="1" w:unhideWhenUsed="1"/>
-    <w:lsdException w:name="List Bullet 3" w:semiHidden="1" w:unhideWhenUsed="1"/>
-    <w:lsdException w:name="List Bullet 4" w:semiHidden="1" w:unhideWhenUsed="1"/>
-    <w:lsdException w:name="List Bullet 5" w:semiHidden="1" w:unhideWhenUsed="1"/>
-    <w:lsdException w:name="List Number 2" w:semiHidden="1" w:unhideWhenUsed="1"/>
-    <w:lsdException w:name="List Number 3" w:semiHidden="1" w:unhideWhenUsed="1"/>
-    <w:lsdException w:name="List Number 4" w:semiHidden="1" w:unhideWhenUsed="1"/>
-    <w:lsdException w:name="List Number 5" w:semiHidden="1" w:unhideWhenUsed="1"/>
-    <w:lsdException w:name="Title" w:uiPriority="10" w:qFormat="1"/>
-    <w:lsdException w:name="Closing" w:semiHidden="1" w:unhideWhenUsed="1"/>
-    <w:lsdException w:name="Signature" w:semiHidden="1" w:unhideWhenUsed="1"/>
-    <w:lsdException w:name="Default Paragraph Font" w:semiHidden="1" w:uiPriority="1" w:unhideWhenUsed="1"/>
-    <w:lsdException w:name="Body Text" w:semiHidden="1" w:unhideWhenUsed="1"/>
-    <w:lsdException w:name="Body Text Indent" w:semiHidden="1" w:unhideWhenUsed="1"/>
-    <w:lsdException w:name="List Continue" w:semiHidden="1" w:unhideWhenUsed="1"/>
-    <w:lsdException w:name="List Continue 2" w:semiHidden="1" w:unhideWhenUsed="1"/>
-    <w:lsdException w:name="List Continue 3" w:semiHidden="1" w:unhideWhenUsed="1"/>
-    <w:lsdException w:name="List Continue 4" w:semiHidden="1" w:unhideWhenUsed="1"/>
-    <w:lsdException w:name="List Continue 5" w:semiHidden="1" w:unhideWhenUsed="1"/>
-    <w:lsdException w:name="Message Header" w:semiHidden="1" w:unhideWhenUsed="1"/>
-    <w:lsdException w:name="Subtitle" w:uiPriority="11" w:qFormat="1"/>
-    <w:lsdException w:name="Salutation" w:semiHidden="1" w:unhideWhenUsed="1"/>
-    <w:lsdException w:name="Date" w:semiHidden="1" w:unhideWhenUsed="1"/>
-    <w:lsdException w:name="Body Text First Indent" w:semiHidden="1" w:unhideWhenUsed="1"/>
-    <w:lsdException w:name="Body Text First Indent 2" w:semiHidden="1" w:unhideWhenUsed="1"/>
-    <w:lsdException w:name="Note Heading" w:semiHidden="1" w:unhideWhenUsed="1"/>
-    <w:lsdException w:name="Body Text 2" w:semiHidden="1" w:unhideWhenUsed="1"/>
-    <w:lsdException w:name="Body Text 3" w:semiHidden="1" w:unhideWhenUsed="1"/>
-    <w:lsdException w:name="Body Text Indent 2" w:semiHidden="1" w:unhideWhenUsed="1"/>
-    <w:lsdException w:name="Body Text Indent 3" w:semiHidden="1" w:unhideWhenUsed="1"/>
-    <w:lsdException w:name="Block Text" w:semiHidden="1" w:unhideWhenUsed="1"/>
-    <w:lsdException w:name="Hyperlink" w:semiHidden="1" w:unhideWhenUsed="1"/>
-    <w:lsdException w:name="FollowedHyperlink" w:semiHidden="1" w:unhideWhenUsed="1"/>
-    <w:lsdException w:name="Strong" w:uiPriority="22" w:qFormat="1"/>
-    <w:lsdException w:name="Emphasis" w:uiPriority="20" w:qFormat="1"/>
-    <w:lsdException w:name="Document Map" w:semiHidden="1" w:unhideWhenUsed="1"/>
-    <w:lsdException w:name="Plain Text" w:semiHidden="1" w:unhideWhenUsed="1"/>
-    <w:lsdException w:name="E-mail Signature" w:semiHidden="1" w:unhideWhenUsed="1"/>
-    <w:lsdException w:name="HTML Top of Form" w:semiHidden="1" w:unhideWhenUsed="1"/>
-    <w:lsdException w:name="HTML Bottom of Form" w:semiHidden="1" w:unhideWhenUsed="1"/>
-    <w:lsdException w:name="Normal (Web)" w:semiHidden="1" w:unhideWhenUsed="1"/>
-    <w:lsdException w:name="HTML Acronym" w:semiHidden="1" w:unhideWhenUsed="1"/>
-    <w:lsdException w:name="HTML Address" w:semiHidden="1" w:unhideWhenUsed="1"/>
-    <w:lsdException w:name="HTML Cite" w:semiHidden="1" w:unhideWhenUsed="1"/>
-    <w:lsdException w:name="HTML Code" w:semiHidden="1" w:unhideWhenUsed="1"/>
-    <w:lsdException w:name="HTML Definition" w:semiHidden="1" w:unhideWhenUsed="1"/>
-    <w:lsdException w:name="HTML Keyboard" w:semiHidden="1" w:unhideWhenUsed="1"/>
-    <w:lsdException w:name="HTML Preformatted" w:semiHidden="1" w:unhideWhenUsed="1"/>
-    <w:lsdException w:name="HTML Sample" w:semiHidden="1" w:unhideWhenUsed="1"/>
-    <w:lsdException w:name="HTML Typewriter" w:semiHidden="1" w:unhideWhenUsed="1"/>
-    <w:lsdException w:name="HTML Variable" w:semiHidden="1" w:unhideWhenUsed="1"/>
-    <w:lsdException w:name="Normal Table" w:semiHidden="1" w:unhideWhenUsed="1"/>
-    <w:lsdException w:name="annotation subject" w:semiHidden="1" w:unhideWhenUsed="1"/>
-    <w:lsdException w:name="No List" w:semiHidden="1" w:unhideWhenUsed="1"/>
-    <w:lsdException w:name="Outline List 1" w:semiHidden="1" w:unhideWhenUsed="1"/>
-    <w:lsdException w:name="Outline List 2" w:semiHidden="1" w:unhideWhenUsed="1"/>
-    <w:lsdException w:name="Outline List 3" w:semiHidden="1" w:unhideWhenUsed="1"/>
-    <w:lsdException w:name="Table Simple 1" w:semiHidden="1" w:unhideWhenUsed="1"/>
-    <w:lsdException w:name="Table Simple 2" w:semiHidden="1" w:unhideWhenUsed="1"/>
-    <w:lsdException w:name="Table Simple 3" w:semiHidden="1" w:unhideWhenUsed="1"/>
-    <w:lsdException w:name="Table Classic 1" w:semiHidden="1" w:unhideWhenUsed="1"/>
-    <w:lsdException w:name="Table Classic 2" w:semiHidden="1" w:unhideWhenUsed="1"/>
-    <w:lsdException w:name="Table Classic 3" w:semiHidden="1" w:unhideWhenUsed="1"/>
-    <w:lsdException w:name="Table Classic 4" w:semiHidden="1" w:unhideWhenUsed="1"/>
-    <w:lsdException w:name="Table Colorful 1" w:semiHidden="1" w:unhideWhenUsed="1"/>
-    <w:lsdException w:name="Table Colorful 2" w:semiHidden="1" w:unhideWhenUsed="1"/>
-    <w:lsdException w:name="Table Colorful 3" w:semiHidden="1" w:unhideWhenUsed="1"/>
-    <w:lsdException w:name="Table Columns 1" w:semiHidden="1" w:unhideWhenUsed="1"/>
-    <w:lsdException w:name="Table Columns 2" w:semiHidden="1" w:unhideWhenUsed="1"/>
-    <w:lsdException w:name="Table Columns 3" w:semiHidden="1" w:unhideWhenUsed="1"/>
-    <w:lsdException w:name="Table Columns 4" w:semiHidden="1" w:unhideWhenUsed="1"/>
-    <w:lsdException w:name="Table Columns 5" w:semiHidden="1" w:unhideWhenUsed="1"/>
-    <w:lsdException w:name="Table Grid 1" w:semiHidden="1" w:unhideWhenUsed="1"/>
-    <w:lsdException w:name="Table Grid 2" w:semiHidden="1" w:unhideWhenUsed="1"/>
-    <w:lsdException w:name="Table Grid 3" w:semiHidden="1" w:unhideWhenUsed="1"/>
-    <w:lsdException w:name="Table Grid 4" w:semiHidden="1" w:unhideWhenUsed="1"/>
-    <w:lsdException w:name="Table Grid 5" w:semiHidden="1" w:unhideWhenUsed="1"/>
-    <w:lsdException w:name="Table Grid 6" w:semiHidden="1" w:unhideWhenUsed="1"/>
-    <w:lsdException w:name="Table Grid 7" w:semiHidden="1" w:unhideWhenUsed="1"/>
-    <w:lsdException w:name="Table Grid 8" w:semiHidden="1" w:unhideWhenUsed="1"/>
-    <w:lsdException w:name="Table List 1" w:semiHidden="1" w:unhideWhenUsed="1"/>
-    <w:lsdException w:name="Table List 2" w:semiHidden="1" w:unhideWhenUsed="1"/>
-    <w:lsdException w:name="Table List 3" w:semiHidden="1" w:unhideWhenUsed="1"/>
-    <w:lsdException w:name="Table List 4" w:semiHidden="1" w:unhideWhenUsed="1"/>
-    <w:lsdException w:name="Table List 5" w:semiHidden="1" w:unhideWhenUsed="1"/>
-    <w:lsdException w:name="Table List 6" w:semiHidden="1" w:unhideWhenUsed="1"/>
-    <w:lsdException w:name="Table List 7" w:semiHidden="1" w:unhideWhenUsed="1"/>
-    <w:lsdException w:name="Table List 8" w:semiHidden="1" w:unhideWhenUsed="1"/>
-    <w:lsdException w:name="Table 3D effects 1" w:semiHidden="1" w:unhideWhenUsed="1"/>
-    <w:lsdException w:name="Table 3D effects 2" w:semiHidden="1" w:unhideWhenUsed="1"/>
-    <w:lsdException w:name="Table 3D effects 3" w:semiHidden="1" w:unhideWhenUsed="1"/>
-    <w:lsdException w:name="Table Contemporary" w:semiHidden="1" w:unhideWhenUsed="1"/>
-    <w:lsdException w:name="Table Elegant" w:semiHidden="1" w:unhideWhenUsed="1"/>
-    <w:lsdException w:name="Table Professional" w:semiHidden="1" w:unhideWhenUsed="1"/>
-    <w:lsdException w:name="Table Subtle 1" w:semiHidden="1" w:unhideWhenUsed="1"/>
-    <w:lsdException w:name="Table Subtle 2" w:semiHidden="1" w:unhideWhenUsed="1"/>
-    <w:lsdException w:name="Table Web 1" w:semiHidden="1" w:unhideWhenUsed="1"/>
-    <w:lsdException w:name="Table Web 2" w:semiHidden="1" w:unhideWhenUsed="1"/>
-    <w:lsdException w:name="Table Web 3" w:semiHidden="1" w:unhideWhenUsed="1"/>
-    <w:lsdException w:name="Balloon Text" w:semiHidden="1" w:unhideWhenUsed="1"/>
-    <w:lsdException w:name="Table Grid" w:uiPriority="59"/>
-    <w:lsdException w:name="Table Theme" w:semiHidden="1" w:unhideWhenUsed="1"/>
-    <w:lsdException w:name="Placeholder Text" w:semiHidden="1"/>
-    <w:lsdException w:name="No Spacing" w:uiPriority="1" w:qFormat="1"/>
-    <w:lsdException w:name="Light Shading" w:uiPriority="60"/>
-    <w:lsdException w:name="Light List" w:uiPriority="61"/>
-    <w:lsdException w:name="Light Grid" w:uiPriority="62"/>
-    <w:lsdException w:name="Medium Shading 1" w:uiPriority="63"/>
-    <w:lsdException w:name="Medium Shading 2" w:uiPriority="64"/>
-    <w:lsdException w:name="Medium List 1" w:uiPriority="65"/>
-    <w:lsdException w:name="Medium List 2" w:uiPriority="66"/>
-    <w:lsdException w:name="Medium Grid 1" w:uiPriority="67"/>
-    <w:lsdException w:name="Medium Grid 2" w:uiPriority="68"/>
-    <w:lsdException w:name="Medium Grid 3" w:uiPriority="69"/>
-    <w:lsdException w:name="Dark List" w:uiPriority="70"/>
-    <w:lsdException w:name="Colorful Shading" w:uiPriority="71"/>
-    <w:lsdException w:name="Colorful List" w:uiPriority="72"/>
-    <w:lsdException w:name="Colorful Grid" w:uiPriority="73"/>
-    <w:lsdException w:name="Light Shading Accent 1" w:uiPriority="60"/>
-    <w:lsdException w:name="Light List Accent 1" w:uiPriority="61"/>
-    <w:lsdException w:name="Light Grid Accent 1" w:uiPriority="62"/>
-    <w:lsdException w:name="Medium Shading 1 Accent 1" w:uiPriority="63"/>
-    <w:lsdException w:name="Medium Shading 2 Accent 1" w:uiPriority="64"/>
-    <w:lsdException w:name="Medium List 1 Accent 1" w:uiPriority="65"/>
-    <w:lsdException w:name="Revision" w:semiHidden="1"/>
-    <w:lsdException w:name="List Paragraph" w:uiPriority="34" w:qFormat="1"/>
-    <w:lsdException w:name="Quote" w:uiPriority="29" w:qFormat="1"/>
-    <w:lsdException w:name="Intense Quote" w:uiPriority="30" w:qFormat="1"/>
-    <w:lsdException w:name="Medium List 2 Accent 1" w:uiPriority="66"/>
-    <w:lsdException w:name="Medium Grid 1 Accent 1" w:uiPriority="67"/>
-    <w:lsdException w:name="Medium Grid 2 Accent 1" w:uiPriority="68"/>
-    <w:lsdException w:name="Medium Grid 3 Accent 1" w:uiPriority="69"/>
-    <w:lsdException w:name="Dark List Accent 1" w:uiPriority="70"/>
-    <w:lsdException w:name="Colorful Shading Accent 1" w:uiPriority="71"/>
-    <w:lsdException w:name="Colorful List Accent 1" w:uiPriority="72"/>
-    <w:lsdException w:name="Colorful Grid Accent 1" w:uiPriority="73"/>
-    <w:lsdException w:name="Light Shading Accent 2" w:uiPriority="60"/>
-    <w:lsdException w:name="Light List Accent 2" w:uiPriority="61"/>
-    <w:lsdException w:name="Light Grid Accent 2" w:uiPriority="62"/>
-    <w:lsdException w:name="Medium Shading 1 Accent 2" w:uiPriority="63"/>
-    <w:lsdException w:name="Medium Shading 2 Accent 2" w:uiPriority="64"/>
-    <w:lsdException w:name="Medium List 1 Accent 2" w:uiPriority="65"/>
-    <w:lsdException w:name="Medium List 2 Accent 2" w:uiPriority="66"/>
-    <w:lsdException w:name="Medium Grid 1 Accent 2" w:uiPriority="67"/>
-    <w:lsdException w:name="Medium Grid 2 Accent 2" w:uiPriority="68"/>
-    <w:lsdException w:name="Medium Grid 3 Accent 2" w:uiPriority="69"/>
-    <w:lsdException w:name="Dark List Accent 2" w:uiPriority="70"/>
-    <w:lsdException w:name="Colorful Shading Accent 2" w:uiPriority="71"/>
-    <w:lsdException w:name="Colorful List Accent 2" w:uiPriority="72"/>
-    <w:lsdException w:name="Colorful Grid Accent 2" w:uiPriority="73"/>
-    <w:lsdException w:name="Light Shading Accent 3" w:uiPriority="60"/>
-    <w:lsdException w:name="Light List Accent 3" w:uiPriority="61"/>
-    <w:lsdException w:name="Light Grid Accent 3" w:uiPriority="62"/>
-    <w:lsdException w:name="Medium Shading 1 Accent 3" w:uiPriority="63"/>
-    <w:lsdException w:name="Medium Shading 2 Accent 3" w:uiPriority="64"/>
-    <w:lsdException w:name="Medium List 1 Accent 3" w:uiPriority="65"/>
-    <w:lsdException w:name="Medium List 2 Accent 3" w:uiPriority="66"/>
-    <w:lsdException w:name="Medium Grid 1 Accent 3" w:uiPriority="67"/>
-    <w:lsdException w:name="Medium Grid 2 Accent 3" w:uiPriority="68"/>
-    <w:lsdException w:name="Medium Grid 3 Accent 3" w:uiPriority="69"/>
-    <w:lsdException w:name="Dark List Accent 3" w:uiPriority="70"/>
-    <w:lsdException w:name="Colorful Shading Accent 3" w:uiPriority="71"/>
-    <w:lsdException w:name="Colorful List Accent 3" w:uiPriority="72"/>
-    <w:lsdException w:name="Colorful Grid Accent 3" w:uiPriority="73"/>
-    <w:lsdException w:name="Light Shading Accent 4" w:uiPriority="60"/>
-    <w:lsdException w:name="Light List Accent 4" w:uiPriority="61"/>
-    <w:lsdException w:name="Light Grid Accent 4" w:uiPriority="62"/>
-    <w:lsdException w:name="Medium Shading 1 Accent 4" w:uiPriority="63"/>
-    <w:lsdException w:name="Medium Shading 2 Accent 4" w:uiPriority="64"/>
-    <w:lsdException w:name="Medium List 1 Accent 4" w:uiPriority="65"/>
-    <w:lsdException w:name="Medium List 2 Accent 4" w:uiPriority="66"/>
-    <w:lsdException w:name="Medium Grid 1 Accent 4" w:uiPriority="67"/>
-    <w:lsdException w:name="Medium Grid 2 Accent 4" w:uiPriority="68"/>
-    <w:lsdException w:name="Medium Grid 3 Accent 4" w:uiPriority="69"/>
-    <w:lsdException w:name="Dark List Accent 4" w:uiPriority="70"/>
-    <w:lsdException w:name="Colorful Shading Accent 4" w:uiPriority="71"/>
-    <w:lsdException w:name="Colorful List Accent 4" w:uiPriority="72"/>
-    <w:lsdException w:name="Colorful Grid Accent 4" w:uiPriority="73"/>
-    <w:lsdException w:name="Light Shading Accent 5" w:uiPriority="60"/>
-    <w:lsdException w:name="Light List Accent 5" w:uiPriority="61"/>
-    <w:lsdException w:name="Light Grid Accent 5" w:uiPriority="62"/>
-    <w:lsdException w:name="Medium Shading 1 Accent 5" w:uiPriority="63"/>
-    <w:lsdException w:name="Medium Shading 2 Accent 5" w:uiPriority="64"/>
-    <w:lsdException w:name="Medium List 1 Accent 5" w:uiPriority="65"/>
-    <w:lsdException w:name="Medium List 2 Accent 5" w:uiPriority="66"/>
-    <w:lsdException w:name="Medium Grid 1 Accent 5" w:uiPriority="67"/>
-    <w:lsdException w:name="Medium Grid 2 Accent 5" w:uiPriority="68"/>
-    <w:lsdException w:name="Medium Grid 3 Accent 5" w:uiPriority="69"/>
-    <w:lsdException w:name="Dark List Accent 5" w:uiPriority="70"/>
-    <w:lsdException w:name="Colorful Shading Accent 5" w:uiPriority="71"/>
-    <w:lsdException w:name="Colorful List Accent 5" w:uiPriority="72"/>
-    <w:lsdException w:name="Colorful Grid Accent 5" w:uiPriority="73"/>
-    <w:lsdException w:name="Light Shading Accent 6" w:uiPriority="60"/>
-    <w:lsdException w:name="Light List Accent 6" w:uiPriority="61"/>
-    <w:lsdException w:name="Light Grid Accent 6" w:uiPriority="62"/>
-    <w:lsdException w:name="Medium Shading 1 Accent 6" w:uiPriority="63"/>
-    <w:lsdException w:name="Medium Shading 2 Accent 6" w:uiPriority="64"/>
-    <w:lsdException w:name="Medium List 1 Accent 6" w:uiPriority="65"/>
-    <w:lsdException w:name="Medium List 2 Accent 6" w:uiPriority="66"/>
-    <w:lsdException w:name="Medium Grid 1 Accent 6" w:uiPriority="67"/>
-    <w:lsdException w:name="Medium Grid 2 Accent 6" w:uiPriority="68"/>
-    <w:lsdException w:name="Medium Grid 3 Accent 6" w:uiPriority="69"/>
-    <w:lsdException w:name="Dark List Accent 6" w:uiPriority="70"/>
-    <w:lsdException w:name="Colorful Shading Accent 6" w:uiPriority="71"/>
-    <w:lsdException w:name="Colorful List Accent 6" w:uiPriority="72"/>
-    <w:lsdException w:name="Colorful Grid Accent 6" w:uiPriority="73"/>
-    <w:lsdException w:name="Subtle Emphasis" w:uiPriority="19" w:qFormat="1"/>
-    <w:lsdException w:name="Intense Emphasis" w:uiPriority="21" w:qFormat="1"/>
-    <w:lsdException w:name="Subtle Reference" w:uiPriority="31" w:qFormat="1"/>
-    <w:lsdException w:name="Intense Reference" w:uiPriority="32" w:qFormat="1"/>
-    <w:lsdException w:name="Book Title" w:uiPriority="33" w:qFormat="1"/>
-    <w:lsdException w:name="Bibliography" w:semiHidden="1" w:uiPriority="37" w:unhideWhenUsed="1"/>
-    <w:lsdException w:name="TOC Heading" w:semiHidden="1" w:uiPriority="39" w:unhideWhenUsed="1" w:qFormat="1"/>
-    <w:lsdException w:name="Plain Table 1" w:uiPriority="41"/>
-    <w:lsdException w:name="Plain Table 2" w:uiPriority="42"/>
-    <w:lsdException w:name="Plain Table 3" w:uiPriority="43"/>
-    <w:lsdException w:name="Plain Table 4" w:uiPriority="44"/>
-    <w:lsdException w:name="Plain Table 5" w:uiPriority="45"/>
-    <w:lsdException w:name="Grid Table Light" w:uiPriority="40"/>
-    <w:lsdException w:name="Grid Table 1 Light" w:uiPriority="46"/>
-    <w:lsdException w:name="Grid Table 2" w:uiPriority="47"/>
-    <w:lsdException w:name="Grid Table 3" w:uiPriority="48"/>
-    <w:lsdException w:name="Grid Table 4" w:uiPriority="49"/>
-    <w:lsdException w:name="Grid Table 5 Dark" w:uiPriority="50"/>
-    <w:lsdException w:name="Grid Table 6 Colorful" w:uiPriority="51"/>
-    <w:lsdException w:name="Grid Table 7 Colorful" w:uiPriority="52"/>
-    <w:lsdException w:name="Grid Table 1 Light Accent 1" w:uiPriority="46"/>
-    <w:lsdException w:name="Grid Table 2 Accent 1" w:uiPriority="47"/>
-    <w:lsdException w:name="Grid Table 3 Accent 1" w:uiPriority="48"/>
-    <w:lsdException w:name="Grid Table 4 Accent 1" w:uiPriority="49"/>
-    <w:lsdException w:name="Grid Table 5 Dark Accent 1" w:uiPriority="50"/>
-    <w:lsdException w:name="Grid Table 6 Colorful Accent 1" w:uiPriority="51"/>
-    <w:lsdException w:name="Grid Table 7 Colorful Accent 1" w:uiPriority="52"/>
-    <w:lsdException w:name="Grid Table 1 Light Accent 2" w:uiPriority="46"/>
-    <w:lsdException w:name="Grid Table 2 Accent 2" w:uiPriority="47"/>
-    <w:lsdException w:name="Grid Table 3 Accent 2" w:uiPriority="48"/>
-    <w:lsdException w:name="Grid Table 4 Accent 2" w:uiPriority="49"/>
-    <w:lsdException w:name="Grid Table 5 Dark Accent 2" w:uiPriority="50"/>
-    <w:lsdException w:name="Grid Table 6 Colorful Accent 2" w:uiPriority="51"/>
-    <w:lsdException w:name="Grid Table 7 Colorful Accent 2" w:uiPriority="52"/>
-    <w:lsdException w:name="Grid Table 1 Light Accent 3" w:uiPriority="46"/>
-    <w:lsdException w:name="Grid Table 2 Accent 3" w:uiPriority="47"/>
-    <w:lsdException w:name="Grid Table 3 Accent 3" w:uiPriority="48"/>
-    <w:lsdException w:name="Grid Table 4 Accent 3" w:uiPriority="49"/>
-    <w:lsdException w:name="Grid Table 5 Dark Accent 3" w:uiPriority="50"/>
-    <w:lsdException w:name="Grid Table 6 Colorful Accent 3" w:uiPriority="51"/>
-    <w:lsdException w:name="Grid Table 7 Colorful Accent 3" w:uiPriority="52"/>
-    <w:lsdException w:name="Grid Table 1 Light Accent 4" w:uiPriority="46"/>
-    <w:lsdException w:name="Grid Table 2 Accent 4" w:uiPriority="47"/>
-    <w:lsdException w:name="Grid Table 3 Accent 4" w:uiPriority="48"/>
-    <w:lsdException w:name="Grid Table 4 Accent 4" w:uiPriority="49"/>
-    <w:lsdException w:name="Grid Table 5 Dark Accent 4" w:uiPriority="50"/>
-    <w:lsdException w:name="Grid Table 6 Colorful Accent 4" w:uiPriority="51"/>
-    <w:lsdException w:name="Grid Table 7 Colorful Accent 4" w:uiPriority="52"/>
-    <w:lsdException w:name="Grid Table 1 Light Accent 5" w:uiPriority="46"/>
-    <w:lsdException w:name="Grid Table 2 Accent 5" w:uiPriority="47"/>
-    <w:lsdException w:name="Grid Table 3 Accent 5" w:uiPriority="48"/>
-    <w:lsdException w:name="Grid Table 4 Accent 5" w:uiPriority="49"/>
-    <w:lsdException w:name="Grid Table 5 Dark Accent 5" w:uiPriority="50"/>
-    <w:lsdException w:name="Grid Table 6 Colorful Accent 5" w:uiPriority="51"/>
-    <w:lsdException w:name="Grid Table 7 Colorful Accent 5" w:uiPriority="52"/>
-    <w:lsdException w:name="Grid Table 1 Light Accent 6" w:uiPriority="46"/>
-    <w:lsdException w:name="Grid Table 2 Accent 6" w:uiPriority="47"/>
-    <w:lsdException w:name="Grid Table 3 Accent 6" w:uiPriority="48"/>
-    <w:lsdException w:name="Grid Table 4 Accent 6" w:uiPriority="49"/>
-    <w:lsdException w:name="Grid Table 5 Dark Accent 6" w:uiPriority="50"/>
-    <w:lsdException w:name="Grid Table 6 Colorful Accent 6" w:uiPriority="51"/>
-    <w:lsdException w:name="Grid Table 7 Colorful Accent 6" w:uiPriority="52"/>
-    <w:lsdException w:name="List Table 1 Light" w:uiPriority="46"/>
-    <w:lsdException w:name="List Table 2" w:uiPriority="47"/>
-    <w:lsdException w:name="List Table 3" w:uiPriority="48"/>
-    <w:lsdException w:name="List Table 4" w:uiPriority="49"/>
-    <w:lsdException w:name="List Table 5 Dark" w:uiPriority="50"/>
-    <w:lsdException w:name="List Table 6 Colorful" w:uiPriority="51"/>
-    <w:lsdException w:name="List Table 7 Colorful" w:uiPriority="52"/>
-    <w:lsdException w:name="List Table 1 Light Accent 1" w:uiPriority="46"/>
-    <w:lsdException w:name="List Table 2 Accent 1" w:uiPriority="47"/>
-    <w:lsdException w:name="List Table 3 Accent 1" w:uiPriority="48"/>
-    <w:lsdException w:name="List Table 4 Accent 1" w:uiPriority="49"/>
-    <w:lsdException w:name="List Table 5 Dark Accent 1" w:uiPriority="50"/>
-    <w:lsdException w:name="List Table 6 Colorful Accent 1" w:uiPriority="51"/>
-    <w:lsdException w:name="List Table 7 Colorful Accent 1" w:uiPriority="52"/>
-    <w:lsdException w:name="List Table 1 Light Accent 2" w:uiPriority="46"/>
-    <w:lsdException w:name="List Table 2 Accent 2" w:uiPriority="47"/>
-    <w:lsdException w:name="List Table 3 Accent 2" w:uiPriority="48"/>
-    <w:lsdException w:name="List Table 4 Accent 2" w:uiPriority="49"/>
-    <w:lsdException w:name="List Table 5 Dark Accent 2" w:uiPriority="50"/>
-    <w:lsdException w:name="List Table 6 Colorful Accent 2" w:uiPriority="51"/>
-    <w:lsdException w:name="List Table 7 Colorful Accent 2" w:uiPriority="52"/>
-    <w:lsdException w:name="List Table 1 Light Accent 3" w:uiPriority="46"/>
-    <w:lsdException w:name="List Table 2 Accent 3" w:uiPriority="47"/>
-    <w:lsdException w:name="List Table 3 Accent 3" w:uiPriority="48"/>
-    <w:lsdException w:name="List Table 4 Accent 3" w:uiPriority="49"/>
-    <w:lsdException w:name="List Table 5 Dark Accent 3" w:uiPriority="50"/>
-    <w:lsdException w:name="List Table 6 Colorful Accent 3" w:uiPriority="51"/>
-    <w:lsdException w:name="List Table 7 Colorful Accent 3" w:uiPriority="52"/>
-    <w:lsdException w:name="List Table 1 Light Accent 4" w:uiPriority="46"/>
-    <w:lsdException w:name="List Table 2 Accent 4" w:uiPriority="47"/>
-    <w:lsdException w:name="List Table 3 Accent 4" w:uiPriority="48"/>
-    <w:lsdException w:name="List Table 4 Accent 4" w:uiPriority="49"/>
-    <w:lsdException w:name="List Table 5 Dark Accent 4" w:uiPriority="50"/>
-    <w:lsdException w:name="List Table 6 Colorful Accent 4" w:uiPriority="51"/>
-    <w:lsdException w:name="List Table 7 Colorful Accent 4" w:uiPriority="52"/>
-    <w:lsdException w:name="List Table 1 Light Accent 5" w:uiPriority="46"/>
-    <w:lsdException w:name="List Table 2 Accent 5" w:uiPriority="47"/>
-    <w:lsdException w:name="List Table 3 Accent 5" w:uiPriority="48"/>
-    <w:lsdException w:name="List Table 4 Accent 5" w:uiPriority="49"/>
-    <w:lsdException w:name="List Table 5 Dark Accent 5" w:uiPriority="50"/>
-    <w:lsdException w:name="List Table 6 Colorful Accent 5" w:uiPriority="51"/>
-    <w:lsdException w:name="List Table 7 Colorful Accent 5" w:uiPriority="52"/>
-    <w:lsdException w:name="List Table 1 Light Accent 6" w:uiPriority="46"/>
-    <w:lsdException w:name="List Table 2 Accent 6" w:uiPriority="47"/>
-    <w:lsdException w:name="List Table 3 Accent 6" w:uiPriority="48"/>
-    <w:lsdException w:name="List Table 4 Accent 6" w:uiPriority="49"/>
-    <w:lsdException w:name="List Table 5 Dark Accent 6" w:uiPriority="50"/>
-    <w:lsdException w:name="List Table 6 Colorful Accent 6" w:uiPriority="51"/>
-    <w:lsdException w:name="List Table 7 Colorful Accent 6" w:uiPriority="52"/>
-    <w:lsdException w:name="Mention" w:semiHidden="1" w:unhideWhenUsed="1"/>
-    <w:lsdException w:name="Smart Hyperlink" w:semiHidden="1" w:unhideWhenUsed="1"/>
-    <w:lsdException w:name="Hashtag" w:semiHidden="1" w:unhideWhenUsed="1"/>
-    <w:lsdException w:name="Unresolved Mention" w:semiHidden="1" w:unhideWhenUsed="1"/>
-    <w:lsdException w:name="Smart Link" w:semiHidden="1" w:unhideWhenUsed="1"/>
+  <w:latentStyles w:defLockedState="0" w:defUIPriority="99" w:defSemiHidden="1" w:defUnhideWhenUsed="1" w:defQFormat="0" w:count="267">
+    <w:lsdException w:name="Normal" w:semiHidden="0" w:uiPriority="0" w:unhideWhenUsed="0" w:qFormat="1"/>
+    <w:lsdException w:name="heading 1" w:semiHidden="0" w:uiPriority="9" w:unhideWhenUsed="0" w:qFormat="1"/>
+    <w:lsdException w:name="heading 2" w:uiPriority="9" w:qFormat="1"/>
+    <w:lsdException w:name="heading 3" w:uiPriority="9" w:qFormat="1"/>
+    <w:lsdException w:name="heading 4" w:uiPriority="9" w:qFormat="1"/>
+    <w:lsdException w:name="heading 5" w:uiPriority="9" w:qFormat="1"/>
+    <w:lsdException w:name="heading 6" w:uiPriority="9" w:qFormat="1"/>
+    <w:lsdException w:name="heading 7" w:uiPriority="9" w:qFormat="1"/>
+    <w:lsdException w:name="heading 8" w:uiPriority="9" w:qFormat="1"/>
+    <w:lsdException w:name="heading 9" w:uiPriority="9" w:qFormat="1"/>
+    <w:lsdException w:name="toc 1" w:uiPriority="39"/>
+    <w:lsdException w:name="toc 2" w:uiPriority="39"/>
+    <w:lsdException w:name="toc 3" w:uiPriority="39"/>
+    <w:lsdException w:name="toc 4" w:uiPriority="39"/>
+    <w:lsdException w:name="toc 5" w:uiPriority="39"/>
+    <w:lsdException w:name="toc 6" w:uiPriority="39"/>
+    <w:lsdException w:name="toc 7" w:uiPriority="39"/>
+    <w:lsdException w:name="toc 8" w:uiPriority="39"/>
+    <w:lsdException w:name="toc 9" w:uiPriority="39"/>
+    <w:lsdException w:name="caption" w:uiPriority="35" w:qFormat="1"/>
+    <w:lsdException w:name="Title" w:semiHidden="0" w:uiPriority="10" w:unhideWhenUsed="0" w:qFormat="1"/>
+    <w:lsdException w:name="Default Paragraph Font" w:uiPriority="1"/>
+    <w:lsdException w:name="Subtitle" w:semiHidden="0" w:uiPriority="11" w:unhideWhenUsed="0" w:qFormat="1"/>
+    <w:lsdException w:name="Strong" w:semiHidden="0" w:uiPriority="22" w:unhideWhenUsed="0" w:qFormat="1"/>
+    <w:lsdException w:name="Emphasis" w:semiHidden="0" w:uiPriority="20" w:unhideWhenUsed="0" w:qFormat="1"/>
+    <w:lsdException w:name="Table Grid" w:semiHidden="0" w:uiPriority="59" w:unhideWhenUsed="0"/>
+    <w:lsdException w:name="Placeholder Text" w:unhideWhenUsed="0"/>
+    <w:lsdException w:name="No Spacing" w:semiHidden="0" w:uiPriority="1" w:unhideWhenUsed="0" w:qFormat="1"/>
+    <w:lsdException w:name="Light Shading" w:semiHidden="0" w:uiPriority="60" w:unhideWhenUsed="0"/>
+    <w:lsdException w:name="Light List" w:semiHidden="0" w:uiPriority="61" w:unhideWhenUsed="0"/>
+    <w:lsdException w:name="Light Grid" w:semiHidden="0" w:uiPriority="62" w:unhideWhenUsed="0"/>
+    <w:lsdException w:name="Medium Shading 1" w:semiHidden="0" w:uiPriority="63" w:unhideWhenUsed="0"/>
+    <w:lsdException w:name="Medium Shading 2" w:semiHidden="0" w:uiPriority="64" w:unhideWhenUsed="0"/>
+    <w:lsdException w:name="Medium List 1" w:semiHidden="0" w:uiPriority="65" w:unhideWhenUsed="0"/>
+    <w:lsdException w:name="Medium List 2" w:semiHidden="0" w:uiPriority="66" w:unhideWhenUsed="0"/>
+    <w:lsdException w:name="Medium Grid 1" w:semiHidden="0" w:uiPriority="67" w:unhideWhenUsed="0"/>
+    <w:lsdException w:name="Medium Grid 2" w:semiHidden="0" w:uiPriority="68" w:unhideWhenUsed="0"/>
+    <w:lsdException w:name="Medium Grid 3" w:semiHidden="0" w:uiPriority="69" w:unhideWhenUsed="0"/>
+    <w:lsdException w:name="Dark List" w:semiHidden="0" w:uiPriority="70" w:unhideWhenUsed="0"/>
+    <w:lsdException w:name="Colorful Shading" w:semiHidden="0" w:uiPriority="71" w:unhideWhenUsed="0"/>
+    <w:lsdException w:name="Colorful List" w:semiHidden="0" w:uiPriority="72" w:unhideWhenUsed="0"/>
+    <w:lsdException w:name="Colorful Grid" w:semiHidden="0" w:uiPriority="73" w:unhideWhenUsed="0"/>
+    <w:lsdException w:name="Light Shading Accent 1" w:semiHidden="0" w:uiPriority="60" w:unhideWhenUsed="0"/>
+    <w:lsdException w:name="Light List Accent 1" w:semiHidden="0" w:uiPriority="61" w:unhideWhenUsed="0"/>
+    <w:lsdException w:name="Light Grid Accent 1" w:semiHidden="0" w:uiPriority="62" w:unhideWhenUsed="0"/>
+    <w:lsdException w:name="Medium Shading 1 Accent 1" w:semiHidden="0" w:uiPriority="63" w:unhideWhenUsed="0"/>
+    <w:lsdException w:name="Medium Shading 2 Accent 1" w:semiHidden="0" w:uiPriority="64" w:unhideWhenUsed="0"/>
+    <w:lsdException w:name="Medium List 1 Accent 1" w:semiHidden="0" w:uiPriority="65" w:unhideWhenUsed="0"/>
+    <w:lsdException w:name="Revision" w:unhideWhenUsed="0"/>
+    <w:lsdException w:name="List Paragraph" w:semiHidden="0" w:uiPriority="34" w:unhideWhenUsed="0" w:qFormat="1"/>
+    <w:lsdException w:name="Quote" w:semiHidden="0" w:uiPriority="29" w:unhideWhenUsed="0" w:qFormat="1"/>
+    <w:lsdException w:name="Intense Quote" w:semiHidden="0" w:uiPriority="30" w:unhideWhenUsed="0" w:qFormat="1"/>
+    <w:lsdException w:name="Medium List 2 Accent 1" w:semiHidden="0" w:uiPriority="66" w:unhideWhenUsed="0"/>
+    <w:lsdException w:name="Medium Grid 1 Accent 1" w:semiHidden="0" w:uiPriority="67" w:unhideWhenUsed="0"/>
+    <w:lsdException w:name="Medium Grid 2 Accent 1" w:semiHidden="0" w:uiPriority="68" w:unhideWhenUsed="0"/>
+    <w:lsdException w:name="Medium Grid 3 Accent 1" w:semiHidden="0" w:uiPriority="69" w:unhideWhenUsed="0"/>
+    <w:lsdException w:name="Dark List Accent 1" w:semiHidden="0" w:uiPriority="70" w:unhideWhenUsed="0"/>
+    <w:lsdException w:name="Colorful Shading Accent 1" w:semiHidden="0" w:uiPriority="71" w:unhideWhenUsed="0"/>
+    <w:lsdException w:name="Colorful List Accent 1" w:semiHidden="0" w:uiPriority="72" w:unhideWhenUsed="0"/>
+    <w:lsdException w:name="Colorful Grid Accent 1" w:semiHidden="0" w:uiPriority="73" w:unhideWhenUsed="0"/>
+    <w:lsdException w:name="Light Shading Accent 2" w:semiHidden="0" w:uiPriority="60" w:unhideWhenUsed="0"/>
+    <w:lsdException w:name="Light List Accent 2" w:semiHidden="0" w:uiPriority="61" w:unhideWhenUsed="0"/>
+    <w:lsdException w:name="Light Grid Accent 2" w:semiHidden="0" w:uiPriority="62" w:unhideWhenUsed="0"/>
+    <w:lsdException w:name="Medium Shading 1 Accent 2" w:semiHidden="0" w:uiPriority="63" w:unhideWhenUsed="0"/>
+    <w:lsdException w:name="Medium Shading 2 Accent 2" w:semiHidden="0" w:uiPriority="64" w:unhideWhenUsed="0"/>
+    <w:lsdException w:name="Medium List 1 Accent 2" w:semiHidden="0" w:uiPriority="65" w:unhideWhenUsed="0"/>
+    <w:lsdException w:name="Medium List 2 Accent 2" w:semiHidden="0" w:uiPriority="66" w:unhideWhenUsed="0"/>
+    <w:lsdException w:name="Medium Grid 1 Accent 2" w:semiHidden="0" w:uiPriority="67" w:unhideWhenUsed="0"/>
+    <w:lsdException w:name="Medium Grid 2 Accent 2" w:semiHidden="0" w:uiPriority="68" w:unhideWhenUsed="0"/>
+    <w:lsdException w:name="Medium Grid 3 Accent 2" w:semiHidden="0" w:uiPriority="69" w:unhideWhenUsed="0"/>
+    <w:lsdException w:name="Dark List Accent 2" w:semiHidden="0" w:uiPriority="70" w:unhideWhenUsed="0"/>
+    <w:lsdException w:name="Colorful Shading Accent 2" w:semiHidden="0" w:uiPriority="71" w:unhideWhenUsed="0"/>
+    <w:lsdException w:name="Colorful List Accent 2" w:semiHidden="0" w:uiPriority="72" w:unhideWhenUsed="0"/>
+    <w:lsdException w:name="Colorful Grid Accent 2" w:semiHidden="0" w:uiPriority="73" w:unhideWhenUsed="0"/>
+    <w:lsdException w:name="Light Shading Accent 3" w:semiHidden="0" w:uiPriority="60" w:unhideWhenUsed="0"/>
+    <w:lsdException w:name="Light List Accent 3" w:semiHidden="0" w:uiPriority="61" w:unhideWhenUsed="0"/>
+    <w:lsdException w:name="Light Grid Accent 3" w:semiHidden="0" w:uiPriority="62" w:unhideWhenUsed="0"/>
+    <w:lsdException w:name="Medium Shading 1 Accent 3" w:semiHidden="0" w:uiPriority="63" w:unhideWhenUsed="0"/>
+    <w:lsdException w:name="Medium Shading 2 Accent 3" w:semiHidden="0" w:uiPriority="64" w:unhideWhenUsed="0"/>
+    <w:lsdException w:name="Medium List 1 Accent 3" w:semiHidden="0" w:uiPriority="65" w:unhideWhenUsed="0"/>
+    <w:lsdException w:name="Medium List 2 Accent 3" w:semiHidden="0" w:uiPriority="66" w:unhideWhenUsed="0"/>
+    <w:lsdException w:name="Medium Grid 1 Accent 3" w:semiHidden="0" w:uiPriority="67" w:unhideWhenUsed="0"/>
+    <w:lsdException w:name="Medium Grid 2 Accent 3" w:semiHidden="0" w:uiPriority="68" w:unhideWhenUsed="0"/>
+    <w:lsdException w:name="Medium Grid 3 Accent 3" w:semiHidden="0" w:uiPriority="69" w:unhideWhenUsed="0"/>
+    <w:lsdException w:name="Dark List Accent 3" w:semiHidden="0" w:uiPriority="70" w:unhideWhenUsed="0"/>
+    <w:lsdException w:name="Colorful Shading Accent 3" w:semiHidden="0" w:uiPriority="71" w:unhideWhenUsed="0"/>
+    <w:lsdException w:name="Colorful List Accent 3" w:semiHidden="0" w:uiPriority="72" w:unhideWhenUsed="0"/>
+    <w:lsdException w:name="Colorful Grid Accent 3" w:semiHidden="0" w:uiPriority="73" w:unhideWhenUsed="0"/>
+    <w:lsdException w:name="Light Shading Accent 4" w:semiHidden="0" w:uiPriority="60" w:unhideWhenUsed="0"/>
+    <w:lsdException w:name="Light List Accent 4" w:semiHidden="0" w:uiPriority="61" w:unhideWhenUsed="0"/>
+    <w:lsdException w:name="Light Grid Accent 4" w:semiHidden="0" w:uiPriority="62" w:unhideWhenUsed="0"/>
+    <w:lsdException w:name="Medium Shading 1 Accent 4" w:semiHidden="0" w:uiPriority="63" w:unhideWhenUsed="0"/>
+    <w:lsdException w:name="Medium Shading 2 Accent 4" w:semiHidden="0" w:uiPriority="64" w:unhideWhenUsed="0"/>
+    <w:lsdException w:name="Medium List 1 Accent 4" w:semiHidden="0" w:uiPriority="65" w:unhideWhenUsed="0"/>
+    <w:lsdException w:name="Medium List 2 Accent 4" w:semiHidden="0" w:uiPriority="66" w:unhideWhenUsed="0"/>
+    <w:lsdException w:name="Medium Grid 1 Accent 4" w:semiHidden="0" w:uiPriority="67" w:unhideWhenUsed="0"/>
+    <w:lsdException w:name="Medium Grid 2 Accent 4" w:semiHidden="0" w:uiPriority="68" w:unhideWhenUsed="0"/>
+    <w:lsdException w:name="Medium Grid 3 Accent 4" w:semiHidden="0" w:uiPriority="69" w:unhideWhenUsed="0"/>
+    <w:lsdException w:name="Dark List Accent 4" w:semiHidden="0" w:uiPriority="70" w:unhideWhenUsed="0"/>
+    <w:lsdException w:name="Colorful Shading Accent 4" w:semiHidden="0" w:uiPriority="71" w:unhideWhenUsed="0"/>
+    <w:lsdException w:name="Colorful List Accent 4" w:semiHidden="0" w:uiPriority="72" w:unhideWhenUsed="0"/>
+    <w:lsdException w:name="Colorful Grid Accent 4" w:semiHidden="0" w:uiPriority="73" w:unhideWhenUsed="0"/>
+    <w:lsdException w:name="Light Shading Accent 5" w:semiHidden="0" w:uiPriority="60" w:unhideWhenUsed="0"/>
+    <w:lsdException w:name="Light List Accent 5" w:semiHidden="0" w:uiPriority="61" w:unhideWhenUsed="0"/>
+    <w:lsdException w:name="Light Grid Accent 5" w:semiHidden="0" w:uiPriority="62" w:unhideWhenUsed="0"/>
+    <w:lsdException w:name="Medium Shading 1 Accent 5" w:semiHidden="0" w:uiPriority="63" w:unhideWhenUsed="0"/>
+    <w:lsdException w:name="Medium Shading 2 Accent 5" w:semiHidden="0" w:uiPriority="64" w:unhideWhenUsed="0"/>
+    <w:lsdException w:name="Medium List 1 Accent 5" w:semiHidden="0" w:uiPriority="65" w:unhideWhenUsed="0"/>
+    <w:lsdException w:name="Medium List 2 Accent 5" w:semiHidden="0" w:uiPriority="66" w:unhideWhenUsed="0"/>
+    <w:lsdException w:name="Medium Grid 1 Accent 5" w:semiHidden="0" w:uiPriority="67" w:unhideWhenUsed="0"/>
+    <w:lsdException w:name="Medium Grid 2 Accent 5" w:semiHidden="0" w:uiPriority="68" w:unhideWhenUsed="0"/>
+    <w:lsdException w:name="Medium Grid 3 Accent 5" w:semiHidden="0" w:uiPriority="69" w:unhideWhenUsed="0"/>
+    <w:lsdException w:name="Dark List Accent 5" w:semiHidden="0" w:uiPriority="70" w:unhideWhenUsed="0"/>
+    <w:lsdException w:name="Colorful Shading Accent 5" w:semiHidden="0" w:uiPriority="71" w:unhideWhenUsed="0"/>
+    <w:lsdException w:name="Colorful List Accent 5" w:semiHidden="0" w:uiPriority="72" w:unhideWhenUsed="0"/>
+    <w:lsdException w:name="Colorful Grid Accent 5" w:semiHidden="0" w:uiPriority="73" w:unhideWhenUsed="0"/>
+    <w:lsdException w:name="Light Shading Accent 6" w:semiHidden="0" w:uiPriority="60" w:unhideWhenUsed="0"/>
+    <w:lsdException w:name="Light List Accent 6" w:semiHidden="0" w:uiPriority="61" w:unhideWhenUsed="0"/>
+    <w:lsdException w:name="Light Grid Accent 6" w:semiHidden="0" w:uiPriority="62" w:unhideWhenUsed="0"/>
+    <w:lsdException w:name="Medium Shading 1 Accent 6" w:semiHidden="0" w:uiPriority="63" w:unhideWhenUsed="0"/>
+    <w:lsdException w:name="Medium Shading 2 Accent 6" w:semiHidden="0" w:uiPriority="64" w:unhideWhenUsed="0"/>
+    <w:lsdException w:name="Medium List 1 Accent 6" w:semiHidden="0" w:uiPriority="65" w:unhideWhenUsed="0"/>
+    <w:lsdException w:name="Medium List 2 Accent 6" w:semiHidden="0" w:uiPriority="66" w:unhideWhenUsed="0"/>
+    <w:lsdException w:name="Medium Grid 1 Accent 6" w:semiHidden="0" w:uiPriority="67" w:unhideWhenUsed="0"/>
+    <w:lsdException w:name="Medium Grid 2 Accent 6" w:semiHidden="0" w:uiPriority="68" w:unhideWhenUsed="0"/>
+    <w:lsdException w:name="Medium Grid 3 Accent 6" w:semiHidden="0" w:uiPriority="69" w:unhideWhenUsed="0"/>
+    <w:lsdException w:name="Dark List Accent 6" w:semiHidden="0" w:uiPriority="70" w:unhideWhenUsed="0"/>
+    <w:lsdException w:name="Colorful Shading Accent 6" w:semiHidden="0" w:uiPriority="71" w:unhideWhenUsed="0"/>
+    <w:lsdException w:name="Colorful List Accent 6" w:semiHidden="0" w:uiPriority="72" w:unhideWhenUsed="0"/>
+    <w:lsdException w:name="Colorful Grid Accent 6" w:semiHidden="0" w:uiPriority="73" w:unhideWhenUsed="0"/>
+    <w:lsdException w:name="Subtle Emphasis" w:semiHidden="0" w:uiPriority="19" w:unhideWhenUsed="0" w:qFormat="1"/>
+    <w:lsdException w:name="Intense Emphasis" w:semiHidden="0" w:uiPriority="21" w:unhideWhenUsed="0" w:qFormat="1"/>
+    <w:lsdException w:name="Subtle Reference" w:semiHidden="0" w:uiPriority="31" w:unhideWhenUsed="0" w:qFormat="1"/>
+    <w:lsdException w:name="Intense Reference" w:semiHidden="0" w:uiPriority="32" w:unhideWhenUsed="0" w:qFormat="1"/>
+    <w:lsdException w:name="Book Title" w:semiHidden="0" w:uiPriority="33" w:unhideWhenUsed="0" w:qFormat="1"/>
+    <w:lsdException w:name="Bibliography" w:uiPriority="37"/>
+    <w:lsdException w:name="TOC Heading" w:uiPriority="39" w:qFormat="1"/>
   </w:latentStyles>
   <w:style w:type="paragraph" w:default="1" w:styleId="Normal">
     <w:name w:val="Normal"/>
@@ -2605,6 +2316,7 @@
     <w:uiPriority w:val="99"/>
     <w:semiHidden/>
     <w:unhideWhenUsed/>
+    <w:qFormat/>
     <w:tblPr>
       <w:tblInd w:w="0" w:type="dxa"/>
       <w:tblCellMar>
